--- a/modelos-originais/termo-de-ciencia - de-pagamento.docx
+++ b/modelos-originais/termo-de-ciencia - de-pagamento.docx
@@ -98,19 +98,6 @@
           </mc:Fallback>
         </mc:AlternateContent>
       </w:r>
-    </w:p>
-    <w:p>
-      <w:pPr>
-        <w:pStyle w:val="Corpodetexto"/>
-        <w:spacing w:after="100" w:afterAutospacing="1" w:line="242" w:lineRule="auto"/>
-        <w:ind w:right="227"/>
-        <w:jc w:val="both"/>
-        <w:rPr>
-          <w:color w:val="595959" w:themeColor="text1" w:themeTint="A6"/>
-          <w:sz w:val="24"/>
-          <w:szCs w:val="24"/>
-        </w:rPr>
-      </w:pPr>
       <w:r>
         <w:rPr>
           <w:color w:val="595959" w:themeColor="text1" w:themeTint="A6"/>
@@ -176,7 +163,50 @@
         <w:t>lado:</w:t>
       </w:r>
       <w:r>
-        <w:rPr>
+        <w:t xml:space="preserve"> </w:t>
+      </w:r>
+      <w:r>
+        <w:rPr>
+          <w:b/>
+          <w:bCs/>
+          <w:color w:val="595959" w:themeColor="text1" w:themeTint="A6"/>
+          <w:sz w:val="24"/>
+          <w:szCs w:val="24"/>
+        </w:rPr>
+        <w:t xml:space="preserve">Yuri Lemos Bartholomeu </w:t>
+      </w:r>
+      <w:r>
+        <w:rPr>
+          <w:b/>
+          <w:bCs/>
+          <w:color w:val="595959" w:themeColor="text1" w:themeTint="A6"/>
+          <w:sz w:val="24"/>
+          <w:szCs w:val="24"/>
+        </w:rPr>
+        <w:t>F</w:t>
+      </w:r>
+      <w:r>
+        <w:rPr>
+          <w:b/>
+          <w:bCs/>
+          <w:color w:val="595959" w:themeColor="text1" w:themeTint="A6"/>
+          <w:sz w:val="24"/>
+          <w:szCs w:val="24"/>
+        </w:rPr>
+        <w:t>erro</w:t>
+      </w:r>
+      <w:r>
+        <w:rPr>
+          <w:b/>
+          <w:color w:val="595959" w:themeColor="text1" w:themeTint="A6"/>
+          <w:sz w:val="24"/>
+          <w:szCs w:val="24"/>
+        </w:rPr>
+        <w:t>,</w:t>
+      </w:r>
+      <w:r>
+        <w:rPr>
+          <w:b/>
           <w:color w:val="595959" w:themeColor="text1" w:themeTint="A6"/>
           <w:spacing w:val="40"/>
           <w:sz w:val="24"/>
@@ -186,144 +216,114 @@
       </w:r>
       <w:r>
         <w:rPr>
+          <w:color w:val="595959" w:themeColor="text1" w:themeTint="A6"/>
+          <w:sz w:val="24"/>
+          <w:szCs w:val="24"/>
+        </w:rPr>
+        <w:t>inscrito</w:t>
+      </w:r>
+      <w:r>
+        <w:rPr>
+          <w:color w:val="595959" w:themeColor="text1" w:themeTint="A6"/>
+          <w:spacing w:val="40"/>
+          <w:sz w:val="24"/>
+          <w:szCs w:val="24"/>
+        </w:rPr>
+        <w:t xml:space="preserve"> </w:t>
+      </w:r>
+      <w:r>
+        <w:rPr>
+          <w:color w:val="595959" w:themeColor="text1" w:themeTint="A6"/>
+          <w:sz w:val="24"/>
+          <w:szCs w:val="24"/>
+        </w:rPr>
+        <w:t>no</w:t>
+      </w:r>
+      <w:r>
+        <w:rPr>
+          <w:color w:val="595959" w:themeColor="text1" w:themeTint="A6"/>
+          <w:spacing w:val="40"/>
+          <w:sz w:val="24"/>
+          <w:szCs w:val="24"/>
+        </w:rPr>
+        <w:t xml:space="preserve"> </w:t>
+      </w:r>
+      <w:r>
+        <w:rPr>
+          <w:color w:val="595959" w:themeColor="text1" w:themeTint="A6"/>
+          <w:sz w:val="24"/>
+          <w:szCs w:val="24"/>
+        </w:rPr>
+        <w:t>CPF</w:t>
+      </w:r>
+      <w:r>
+        <w:rPr>
+          <w:color w:val="595959" w:themeColor="text1" w:themeTint="A6"/>
+          <w:spacing w:val="40"/>
+          <w:sz w:val="24"/>
+          <w:szCs w:val="24"/>
+        </w:rPr>
+        <w:t xml:space="preserve"> </w:t>
+      </w:r>
+      <w:r>
+        <w:rPr>
+          <w:color w:val="595959" w:themeColor="text1" w:themeTint="A6"/>
+          <w:sz w:val="24"/>
+          <w:szCs w:val="24"/>
+        </w:rPr>
+        <w:t>sob</w:t>
+      </w:r>
+      <w:r>
+        <w:rPr>
+          <w:color w:val="595959" w:themeColor="text1" w:themeTint="A6"/>
+          <w:spacing w:val="40"/>
+          <w:sz w:val="24"/>
+          <w:szCs w:val="24"/>
+        </w:rPr>
+        <w:t xml:space="preserve"> </w:t>
+      </w:r>
+      <w:r>
+        <w:rPr>
+          <w:color w:val="595959" w:themeColor="text1" w:themeTint="A6"/>
+          <w:sz w:val="24"/>
+          <w:szCs w:val="24"/>
+        </w:rPr>
+        <w:t>o</w:t>
+      </w:r>
+      <w:r>
+        <w:rPr>
+          <w:color w:val="595959" w:themeColor="text1" w:themeTint="A6"/>
+          <w:spacing w:val="40"/>
+          <w:sz w:val="24"/>
+          <w:szCs w:val="24"/>
+        </w:rPr>
+        <w:t xml:space="preserve"> </w:t>
+      </w:r>
+      <w:r>
+        <w:rPr>
+          <w:color w:val="595959" w:themeColor="text1" w:themeTint="A6"/>
+          <w:sz w:val="24"/>
+          <w:szCs w:val="24"/>
+        </w:rPr>
+        <w:t>nº</w:t>
+      </w:r>
+      <w:r>
+        <w:rPr>
+          <w:color w:val="595959" w:themeColor="text1" w:themeTint="A6"/>
+          <w:spacing w:val="40"/>
+          <w:sz w:val="24"/>
+          <w:szCs w:val="24"/>
+        </w:rPr>
+        <w:t xml:space="preserve"> </w:t>
+      </w:r>
+      <w:r>
+        <w:rPr>
           <w:b/>
           <w:color w:val="595959" w:themeColor="text1" w:themeTint="A6"/>
           <w:sz w:val="24"/>
           <w:szCs w:val="24"/>
-          <w:highlight w:val="yellow"/>
-        </w:rPr>
-        <w:t>NOME DO CLIENTE</w:t>
-      </w:r>
-      <w:r>
-        <w:rPr>
-          <w:b/>
-          <w:color w:val="595959" w:themeColor="text1" w:themeTint="A6"/>
-          <w:sz w:val="24"/>
-          <w:szCs w:val="24"/>
-        </w:rPr>
-        <w:t>,</w:t>
-      </w:r>
-      <w:r>
-        <w:rPr>
-          <w:b/>
-          <w:color w:val="595959" w:themeColor="text1" w:themeTint="A6"/>
-          <w:spacing w:val="40"/>
-          <w:sz w:val="24"/>
-          <w:szCs w:val="24"/>
-        </w:rPr>
-        <w:t xml:space="preserve"> </w:t>
-      </w:r>
-      <w:r>
-        <w:rPr>
-          <w:color w:val="595959" w:themeColor="text1" w:themeTint="A6"/>
-          <w:sz w:val="24"/>
-          <w:szCs w:val="24"/>
-        </w:rPr>
-        <w:t>inscrito</w:t>
-      </w:r>
-      <w:r>
-        <w:rPr>
-          <w:color w:val="595959" w:themeColor="text1" w:themeTint="A6"/>
-          <w:spacing w:val="40"/>
-          <w:sz w:val="24"/>
-          <w:szCs w:val="24"/>
-        </w:rPr>
-        <w:t xml:space="preserve"> </w:t>
-      </w:r>
-      <w:r>
-        <w:rPr>
-          <w:color w:val="595959" w:themeColor="text1" w:themeTint="A6"/>
-          <w:sz w:val="24"/>
-          <w:szCs w:val="24"/>
-        </w:rPr>
-        <w:t>no</w:t>
-      </w:r>
-      <w:r>
-        <w:rPr>
-          <w:color w:val="595959" w:themeColor="text1" w:themeTint="A6"/>
-          <w:spacing w:val="40"/>
-          <w:sz w:val="24"/>
-          <w:szCs w:val="24"/>
-        </w:rPr>
-        <w:t xml:space="preserve"> </w:t>
-      </w:r>
-      <w:r>
-        <w:rPr>
-          <w:color w:val="595959" w:themeColor="text1" w:themeTint="A6"/>
-          <w:sz w:val="24"/>
-          <w:szCs w:val="24"/>
-        </w:rPr>
-        <w:t>CPF</w:t>
-      </w:r>
-      <w:r>
-        <w:rPr>
-          <w:color w:val="595959" w:themeColor="text1" w:themeTint="A6"/>
-          <w:spacing w:val="40"/>
-          <w:sz w:val="24"/>
-          <w:szCs w:val="24"/>
-        </w:rPr>
-        <w:t xml:space="preserve"> </w:t>
-      </w:r>
-      <w:r>
-        <w:rPr>
-          <w:color w:val="595959" w:themeColor="text1" w:themeTint="A6"/>
-          <w:sz w:val="24"/>
-          <w:szCs w:val="24"/>
-        </w:rPr>
-        <w:t>sob</w:t>
-      </w:r>
-      <w:r>
-        <w:rPr>
-          <w:color w:val="595959" w:themeColor="text1" w:themeTint="A6"/>
-          <w:spacing w:val="40"/>
-          <w:sz w:val="24"/>
-          <w:szCs w:val="24"/>
-        </w:rPr>
-        <w:t xml:space="preserve"> </w:t>
-      </w:r>
-      <w:r>
-        <w:rPr>
-          <w:color w:val="595959" w:themeColor="text1" w:themeTint="A6"/>
-          <w:sz w:val="24"/>
-          <w:szCs w:val="24"/>
-        </w:rPr>
-        <w:t>o</w:t>
-      </w:r>
-      <w:r>
-        <w:rPr>
-          <w:color w:val="595959" w:themeColor="text1" w:themeTint="A6"/>
-          <w:spacing w:val="40"/>
-          <w:sz w:val="24"/>
-          <w:szCs w:val="24"/>
-        </w:rPr>
-        <w:t xml:space="preserve"> </w:t>
-      </w:r>
-      <w:r>
-        <w:rPr>
-          <w:color w:val="595959" w:themeColor="text1" w:themeTint="A6"/>
-          <w:sz w:val="24"/>
-          <w:szCs w:val="24"/>
-        </w:rPr>
-        <w:t>nº</w:t>
-      </w:r>
-      <w:r>
-        <w:rPr>
-          <w:color w:val="595959" w:themeColor="text1" w:themeTint="A6"/>
-          <w:spacing w:val="40"/>
-          <w:sz w:val="24"/>
-          <w:szCs w:val="24"/>
-        </w:rPr>
-        <w:t xml:space="preserve"> </w:t>
-      </w:r>
-      <w:r>
-        <w:rPr>
-          <w:b/>
-          <w:color w:val="595959" w:themeColor="text1" w:themeTint="A6"/>
-          <w:sz w:val="24"/>
-          <w:szCs w:val="24"/>
-          <w:highlight w:val="yellow"/>
-        </w:rPr>
-        <w:t>xxx.xxx.xxx -xx</w:t>
+        </w:rPr>
+        <w:t>135.302.817-86</w:t>
       </w:r>
       <w:r>
         <w:rPr>
@@ -711,9 +711,8 @@
           <w:color w:val="595959" w:themeColor="text1" w:themeTint="A6"/>
           <w:sz w:val="24"/>
           <w:szCs w:val="32"/>
-          <w:highlight w:val="yellow"/>
-        </w:rPr>
-        <w:t>X</w:t>
+        </w:rPr>
+        <w:t>6</w:t>
       </w:r>
       <w:r>
         <w:rPr>
@@ -721,7 +720,6 @@
           <w:color w:val="595959" w:themeColor="text1" w:themeTint="A6"/>
           <w:sz w:val="24"/>
           <w:szCs w:val="32"/>
-          <w:highlight w:val="yellow"/>
         </w:rPr>
         <w:t>.</w:t>
       </w:r>
@@ -731,9 +729,8 @@
           <w:color w:val="595959" w:themeColor="text1" w:themeTint="A6"/>
           <w:sz w:val="24"/>
           <w:szCs w:val="32"/>
-          <w:highlight w:val="yellow"/>
-        </w:rPr>
-        <w:t>xxx</w:t>
+        </w:rPr>
+        <w:t>18</w:t>
       </w:r>
       <w:r>
         <w:rPr>
@@ -741,9 +738,8 @@
           <w:color w:val="595959" w:themeColor="text1" w:themeTint="A6"/>
           <w:sz w:val="24"/>
           <w:szCs w:val="32"/>
-          <w:highlight w:val="yellow"/>
-        </w:rPr>
-        <w:t>,</w:t>
+        </w:rPr>
+        <w:t>0,00</w:t>
       </w:r>
       <w:r>
         <w:rPr>
@@ -751,83 +747,17 @@
           <w:color w:val="595959" w:themeColor="text1" w:themeTint="A6"/>
           <w:sz w:val="24"/>
           <w:szCs w:val="32"/>
-          <w:highlight w:val="yellow"/>
-        </w:rPr>
-        <w:t>xx</w:t>
+        </w:rPr>
+        <w:t xml:space="preserve"> </w:t>
       </w:r>
       <w:r>
         <w:rPr>
           <w:b/>
           <w:color w:val="595959" w:themeColor="text1" w:themeTint="A6"/>
-          <w:spacing w:val="30"/>
-          <w:sz w:val="24"/>
-          <w:szCs w:val="32"/>
-        </w:rPr>
-        <w:t xml:space="preserve"> </w:t>
-      </w:r>
-      <w:r>
-        <w:rPr>
-          <w:b/>
-          <w:color w:val="595959" w:themeColor="text1" w:themeTint="A6"/>
-          <w:sz w:val="24"/>
-          <w:szCs w:val="32"/>
-        </w:rPr>
-        <w:t>(</w:t>
-      </w:r>
-      <w:r>
-        <w:rPr>
-          <w:b/>
-          <w:color w:val="595959" w:themeColor="text1" w:themeTint="A6"/>
-          <w:sz w:val="24"/>
-          <w:szCs w:val="32"/>
-          <w:highlight w:val="yellow"/>
-        </w:rPr>
-        <w:t>Valor por estenso</w:t>
-      </w:r>
-      <w:r>
-        <w:rPr>
-          <w:b/>
-          <w:color w:val="595959" w:themeColor="text1" w:themeTint="A6"/>
-          <w:sz w:val="24"/>
-          <w:szCs w:val="32"/>
-        </w:rPr>
-        <w:t xml:space="preserve">), </w:t>
-      </w:r>
-      <w:r>
-        <w:rPr>
-          <w:bCs/>
-          <w:color w:val="595959" w:themeColor="text1" w:themeTint="A6"/>
-          <w:sz w:val="24"/>
-          <w:szCs w:val="32"/>
-        </w:rPr>
-        <w:t xml:space="preserve">parcelado em </w:t>
-      </w:r>
-      <w:r>
-        <w:rPr>
-          <w:bCs/>
-          <w:color w:val="595959" w:themeColor="text1" w:themeTint="A6"/>
-          <w:sz w:val="24"/>
-          <w:szCs w:val="32"/>
-        </w:rPr>
-        <w:t>xx</w:t>
-      </w:r>
-      <w:r>
-        <w:rPr>
-          <w:bCs/>
-          <w:color w:val="595959" w:themeColor="text1" w:themeTint="A6"/>
-          <w:sz w:val="24"/>
-          <w:szCs w:val="32"/>
-        </w:rPr>
-        <w:t xml:space="preserve"> vezes</w:t>
-      </w:r>
-      <w:r>
-        <w:rPr>
-          <w:bCs/>
-          <w:color w:val="595959" w:themeColor="text1" w:themeTint="A6"/>
-          <w:sz w:val="24"/>
-          <w:szCs w:val="32"/>
-        </w:rPr>
-        <w:t xml:space="preserve"> no cartão.</w:t>
+          <w:sz w:val="24"/>
+          <w:szCs w:val="32"/>
+        </w:rPr>
+        <w:t>(seis mil cento e oitenta reais).</w:t>
       </w:r>
     </w:p>
     <w:p>
@@ -840,12 +770,122 @@
         <w:ind w:right="227"/>
         <w:jc w:val="left"/>
         <w:rPr>
+          <w:color w:val="595959" w:themeColor="text1" w:themeTint="A6"/>
+          <w:spacing w:val="-2"/>
+          <w:sz w:val="24"/>
+          <w:szCs w:val="32"/>
+        </w:rPr>
+      </w:pPr>
+      <w:r>
+        <w:rPr>
+          <w:color w:val="595959" w:themeColor="text1" w:themeTint="A6"/>
+          <w:sz w:val="24"/>
+          <w:szCs w:val="32"/>
+        </w:rPr>
+        <w:t>R</w:t>
+      </w:r>
+      <w:r>
+        <w:rPr>
+          <w:color w:val="595959" w:themeColor="text1" w:themeTint="A6"/>
+          <w:sz w:val="24"/>
+          <w:szCs w:val="32"/>
+        </w:rPr>
+        <w:t>eferente</w:t>
+      </w:r>
+      <w:r>
+        <w:rPr>
+          <w:color w:val="595959" w:themeColor="text1" w:themeTint="A6"/>
+          <w:spacing w:val="30"/>
+          <w:sz w:val="24"/>
+          <w:szCs w:val="32"/>
+        </w:rPr>
+        <w:t xml:space="preserve"> </w:t>
+      </w:r>
+      <w:r>
+        <w:rPr>
+          <w:color w:val="595959" w:themeColor="text1" w:themeTint="A6"/>
+          <w:sz w:val="24"/>
+          <w:szCs w:val="32"/>
+        </w:rPr>
+        <w:t xml:space="preserve">aos custos de </w:t>
+      </w:r>
+      <w:r>
+        <w:rPr>
+          <w:b/>
           <w:bCs/>
           <w:color w:val="595959" w:themeColor="text1" w:themeTint="A6"/>
           <w:sz w:val="24"/>
           <w:szCs w:val="32"/>
         </w:rPr>
-      </w:pPr>
+        <w:t>Citação da parte ré</w:t>
+      </w:r>
+      <w:r>
+        <w:rPr>
+          <w:b/>
+          <w:color w:val="595959" w:themeColor="text1" w:themeTint="A6"/>
+          <w:sz w:val="24"/>
+          <w:szCs w:val="32"/>
+        </w:rPr>
+        <w:t xml:space="preserve">, </w:t>
+      </w:r>
+      <w:r>
+        <w:rPr>
+          <w:color w:val="595959" w:themeColor="text1" w:themeTint="A6"/>
+          <w:sz w:val="24"/>
+          <w:szCs w:val="32"/>
+        </w:rPr>
+        <w:t>relacionados a</w:t>
+      </w:r>
+      <w:r>
+        <w:rPr>
+          <w:color w:val="595959" w:themeColor="text1" w:themeTint="A6"/>
+          <w:sz w:val="24"/>
+          <w:szCs w:val="32"/>
+        </w:rPr>
+        <w:t xml:space="preserve"> </w:t>
+      </w:r>
+      <w:r>
+        <w:rPr>
+          <w:color w:val="595959" w:themeColor="text1" w:themeTint="A6"/>
+          <w:sz w:val="24"/>
+          <w:szCs w:val="32"/>
+        </w:rPr>
+        <w:t xml:space="preserve">Citação com prazo intimado para a </w:t>
+      </w:r>
+      <w:r>
+        <w:rPr>
+          <w:color w:val="595959" w:themeColor="text1" w:themeTint="A6"/>
+          <w:sz w:val="24"/>
+          <w:szCs w:val="32"/>
+        </w:rPr>
+        <w:t>conclusão do</w:t>
+      </w:r>
+      <w:r>
+        <w:rPr>
+          <w:color w:val="595959" w:themeColor="text1" w:themeTint="A6"/>
+          <w:sz w:val="24"/>
+          <w:szCs w:val="32"/>
+        </w:rPr>
+        <w:t xml:space="preserve"> procedimento de revisão do contrato de </w:t>
+      </w:r>
+      <w:r>
+        <w:rPr>
+          <w:color w:val="595959" w:themeColor="text1" w:themeTint="A6"/>
+          <w:spacing w:val="-2"/>
+          <w:sz w:val="24"/>
+          <w:szCs w:val="32"/>
+        </w:rPr>
+        <w:t>financiamento</w:t>
+      </w:r>
+      <w:r>
+        <w:rPr>
+          <w:color w:val="595959" w:themeColor="text1" w:themeTint="A6"/>
+          <w:spacing w:val="-2"/>
+          <w:sz w:val="24"/>
+          <w:szCs w:val="32"/>
+        </w:rPr>
+        <w:t>.</w:t>
+      </w:r>
     </w:p>
     <w:p>
       <w:pPr>
@@ -857,89 +897,170 @@
         <w:ind w:right="227"/>
         <w:jc w:val="left"/>
         <w:rPr>
+          <w:color w:val="595959" w:themeColor="text1" w:themeTint="A6"/>
+          <w:spacing w:val="-2"/>
+          <w:szCs w:val="28"/>
+        </w:rPr>
+      </w:pPr>
+    </w:p>
+    <w:p>
+      <w:pPr>
+        <w:pStyle w:val="PargrafodaLista"/>
+        <w:numPr>
+          <w:ilvl w:val="0"/>
+          <w:numId w:val="6"/>
+        </w:numPr>
+        <w:tabs>
+          <w:tab w:val="left" w:pos="346"/>
+        </w:tabs>
+        <w:spacing w:before="0" w:after="100" w:afterAutospacing="1" w:line="242" w:lineRule="auto"/>
+        <w:ind w:right="227"/>
+        <w:jc w:val="left"/>
+        <w:rPr>
+          <w:b/>
           <w:bCs/>
           <w:color w:val="595959" w:themeColor="text1" w:themeTint="A6"/>
-          <w:sz w:val="24"/>
-          <w:szCs w:val="32"/>
-        </w:rPr>
-      </w:pPr>
-      <w:r>
-        <w:rPr>
+          <w:spacing w:val="-2"/>
+          <w:szCs w:val="28"/>
+        </w:rPr>
+      </w:pPr>
+      <w:r>
+        <w:rPr>
+          <w:color w:val="595959" w:themeColor="text1" w:themeTint="A6"/>
+          <w:spacing w:val="-2"/>
+          <w:szCs w:val="28"/>
+        </w:rPr>
+        <w:t xml:space="preserve">Contrato de financiemanto: </w:t>
+      </w:r>
+      <w:r>
+        <w:rPr>
+          <w:b/>
           <w:bCs/>
           <w:color w:val="595959" w:themeColor="text1" w:themeTint="A6"/>
-          <w:sz w:val="24"/>
-          <w:szCs w:val="32"/>
-        </w:rPr>
-        <w:t xml:space="preserve"> </w:t>
-      </w:r>
-      <w:r>
-        <w:rPr>
-          <w:color w:val="595959" w:themeColor="text1" w:themeTint="A6"/>
-          <w:sz w:val="24"/>
-          <w:szCs w:val="32"/>
-        </w:rPr>
-        <w:t>R</w:t>
-      </w:r>
-      <w:r>
-        <w:rPr>
-          <w:color w:val="595959" w:themeColor="text1" w:themeTint="A6"/>
-          <w:sz w:val="24"/>
-          <w:szCs w:val="32"/>
-        </w:rPr>
-        <w:t>eferente</w:t>
-      </w:r>
-      <w:r>
-        <w:rPr>
-          <w:color w:val="595959" w:themeColor="text1" w:themeTint="A6"/>
-          <w:spacing w:val="30"/>
-          <w:sz w:val="24"/>
-          <w:szCs w:val="32"/>
-        </w:rPr>
-        <w:t xml:space="preserve"> </w:t>
-      </w:r>
-      <w:r>
-        <w:rPr>
-          <w:color w:val="595959" w:themeColor="text1" w:themeTint="A6"/>
-          <w:sz w:val="24"/>
-          <w:szCs w:val="32"/>
-        </w:rPr>
-        <w:t xml:space="preserve">aos custos de </w:t>
+          <w:spacing w:val="-2"/>
+          <w:szCs w:val="28"/>
+        </w:rPr>
+        <w:t xml:space="preserve"> 25948512/0063591346</w:t>
       </w:r>
       <w:r>
         <w:rPr>
           <w:b/>
-          <w:color w:val="595959" w:themeColor="text1" w:themeTint="A6"/>
-          <w:sz w:val="24"/>
-          <w:szCs w:val="32"/>
-          <w:highlight w:val="yellow"/>
-        </w:rPr>
-        <w:t>PRODUTO</w:t>
-      </w:r>
-      <w:r>
+          <w:bCs/>
+          <w:color w:val="595959" w:themeColor="text1" w:themeTint="A6"/>
+          <w:spacing w:val="-2"/>
+          <w:szCs w:val="28"/>
+        </w:rPr>
+        <w:t>.</w:t>
+      </w:r>
+    </w:p>
+    <w:p>
+      <w:pPr>
+        <w:pStyle w:val="PargrafodaLista"/>
+        <w:tabs>
+          <w:tab w:val="left" w:pos="346"/>
+        </w:tabs>
+        <w:spacing w:before="0" w:after="100" w:afterAutospacing="1" w:line="242" w:lineRule="auto"/>
+        <w:ind w:left="720" w:right="227"/>
+        <w:jc w:val="left"/>
         <w:rPr>
           <w:b/>
-          <w:color w:val="595959" w:themeColor="text1" w:themeTint="A6"/>
-          <w:sz w:val="24"/>
-          <w:szCs w:val="32"/>
-        </w:rPr>
-        <w:t xml:space="preserve">, </w:t>
-      </w:r>
-      <w:r>
-        <w:rPr>
-          <w:color w:val="595959" w:themeColor="text1" w:themeTint="A6"/>
-          <w:sz w:val="24"/>
-          <w:szCs w:val="32"/>
-        </w:rPr>
-        <w:t xml:space="preserve">relacionados ao procedimento de revisão do contrato de </w:t>
-      </w:r>
-      <w:r>
-        <w:rPr>
+          <w:bCs/>
           <w:color w:val="595959" w:themeColor="text1" w:themeTint="A6"/>
           <w:spacing w:val="-2"/>
-          <w:sz w:val="24"/>
-          <w:szCs w:val="32"/>
-        </w:rPr>
-        <w:t>financiamento.</w:t>
+          <w:szCs w:val="28"/>
+        </w:rPr>
+      </w:pPr>
+    </w:p>
+    <w:p>
+      <w:pPr>
+        <w:pStyle w:val="PargrafodaLista"/>
+        <w:numPr>
+          <w:ilvl w:val="0"/>
+          <w:numId w:val="6"/>
+        </w:numPr>
+        <w:tabs>
+          <w:tab w:val="left" w:pos="346"/>
+        </w:tabs>
+        <w:spacing w:after="100" w:afterAutospacing="1" w:line="242" w:lineRule="auto"/>
+        <w:ind w:right="227"/>
+        <w:rPr>
+          <w:b/>
+          <w:bCs/>
+          <w:color w:val="595959" w:themeColor="text1" w:themeTint="A6"/>
+          <w:spacing w:val="-2"/>
+          <w:szCs w:val="28"/>
+        </w:rPr>
+      </w:pPr>
+      <w:r>
+        <w:rPr>
+          <w:color w:val="595959" w:themeColor="text1" w:themeTint="A6"/>
+          <w:spacing w:val="-2"/>
+          <w:szCs w:val="28"/>
+        </w:rPr>
+        <w:t>Banco Santander Brasil S.A. (</w:t>
+      </w:r>
+      <w:r>
+        <w:rPr>
+          <w:b/>
+          <w:bCs/>
+          <w:color w:val="595959" w:themeColor="text1" w:themeTint="A6"/>
+          <w:spacing w:val="-2"/>
+          <w:szCs w:val="28"/>
+        </w:rPr>
+        <w:t>07.707.650/0001-10</w:t>
+      </w:r>
+      <w:r>
+        <w:rPr>
+          <w:color w:val="595959" w:themeColor="text1" w:themeTint="A6"/>
+          <w:spacing w:val="-2"/>
+          <w:szCs w:val="28"/>
+        </w:rPr>
+        <w:t>)</w:t>
+      </w:r>
+    </w:p>
+    <w:p>
+      <w:pPr>
+        <w:pStyle w:val="PargrafodaLista"/>
+        <w:tabs>
+          <w:tab w:val="left" w:pos="346"/>
+        </w:tabs>
+        <w:spacing w:after="100" w:afterAutospacing="1" w:line="242" w:lineRule="auto"/>
+        <w:ind w:left="720" w:right="227"/>
+        <w:rPr>
+          <w:b/>
+          <w:bCs/>
+          <w:color w:val="595959" w:themeColor="text1" w:themeTint="A6"/>
+          <w:spacing w:val="-2"/>
+          <w:szCs w:val="28"/>
+        </w:rPr>
+      </w:pPr>
+    </w:p>
+    <w:p>
+      <w:pPr>
+        <w:pStyle w:val="PargrafodaLista"/>
+        <w:numPr>
+          <w:ilvl w:val="0"/>
+          <w:numId w:val="6"/>
+        </w:numPr>
+        <w:tabs>
+          <w:tab w:val="left" w:pos="346"/>
+        </w:tabs>
+        <w:spacing w:before="0" w:after="100" w:afterAutospacing="1" w:line="242" w:lineRule="auto"/>
+        <w:ind w:right="227"/>
+        <w:jc w:val="left"/>
+        <w:rPr>
+          <w:color w:val="595959" w:themeColor="text1" w:themeTint="A6"/>
+          <w:szCs w:val="28"/>
+          <w:u w:val="single"/>
+        </w:rPr>
+      </w:pPr>
+      <w:r>
+        <w:rPr>
+          <w:color w:val="595959" w:themeColor="text1" w:themeTint="A6"/>
+          <w:szCs w:val="28"/>
+          <w:u w:val="single"/>
+        </w:rPr>
+        <w:t>0964192-69.2024.8.19.0001</w:t>
       </w:r>
     </w:p>
     <w:p>
@@ -959,127 +1080,116 @@
     </w:p>
     <w:p>
       <w:pPr>
-        <w:pStyle w:val="Corpodetexto"/>
-        <w:spacing w:after="100" w:afterAutospacing="1"/>
+        <w:pStyle w:val="PargrafodaLista"/>
+        <w:tabs>
+          <w:tab w:val="left" w:pos="346"/>
+        </w:tabs>
+        <w:spacing w:before="0" w:after="100" w:afterAutospacing="1" w:line="242" w:lineRule="auto"/>
         <w:ind w:right="227"/>
-        <w:rPr>
-          <w:color w:val="7F7F7F" w:themeColor="text1" w:themeTint="80"/>
+        <w:jc w:val="left"/>
+        <w:rPr>
+          <w:color w:val="595959" w:themeColor="text1" w:themeTint="A6"/>
+          <w:sz w:val="18"/>
         </w:rPr>
       </w:pPr>
     </w:p>
     <w:p>
       <w:pPr>
-        <w:pStyle w:val="Corpodetexto"/>
-        <w:spacing w:after="100" w:afterAutospacing="1"/>
+        <w:pStyle w:val="PargrafodaLista"/>
+        <w:tabs>
+          <w:tab w:val="left" w:pos="346"/>
+        </w:tabs>
+        <w:spacing w:before="0" w:after="100" w:afterAutospacing="1" w:line="242" w:lineRule="auto"/>
         <w:ind w:right="227"/>
-        <w:rPr>
-          <w:color w:val="7F7F7F" w:themeColor="text1" w:themeTint="80"/>
+        <w:jc w:val="left"/>
+        <w:rPr>
+          <w:color w:val="595959" w:themeColor="text1" w:themeTint="A6"/>
+          <w:sz w:val="18"/>
         </w:rPr>
       </w:pPr>
     </w:p>
     <w:p>
       <w:pPr>
         <w:pStyle w:val="Corpodetexto"/>
-        <w:rPr>
-          <w:color w:val="7F7F7F" w:themeColor="text1" w:themeTint="80"/>
-        </w:rPr>
+        <w:spacing w:before="201"/>
       </w:pPr>
     </w:p>
     <w:p>
       <w:pPr>
-        <w:pStyle w:val="Corpodetexto"/>
-        <w:rPr>
-          <w:color w:val="7F7F7F" w:themeColor="text1" w:themeTint="80"/>
-        </w:rPr>
-      </w:pPr>
+        <w:ind w:right="139"/>
+        <w:jc w:val="center"/>
+      </w:pPr>
+      <w:r>
+        <w:t>São Paulo</w:t>
+      </w:r>
+      <w:r>
+        <w:t>/</w:t>
+      </w:r>
+      <w:r>
+        <w:t>SP</w:t>
+      </w:r>
+      <w:r>
+        <w:t>,</w:t>
+      </w:r>
+      <w:r>
+        <w:rPr>
+          <w:spacing w:val="-28"/>
+        </w:rPr>
+        <w:t xml:space="preserve"> </w:t>
+      </w:r>
+      <w:r>
+        <w:t>01</w:t>
+      </w:r>
+      <w:r>
+        <w:t xml:space="preserve"> de </w:t>
+      </w:r>
+      <w:r>
+        <w:t>ju</w:t>
+      </w:r>
+      <w:r>
+        <w:t>l</w:t>
+      </w:r>
+      <w:r>
+        <w:t>ho</w:t>
+      </w:r>
+      <w:r>
+        <w:t xml:space="preserve"> de </w:t>
+      </w:r>
+      <w:r>
+        <w:rPr>
+          <w:spacing w:val="-2"/>
+        </w:rPr>
+        <w:t>2026.</w:t>
+      </w:r>
     </w:p>
     <w:p>
       <w:pPr>
         <w:pStyle w:val="Corpodetexto"/>
+        <w:rPr>
+          <w:sz w:val="20"/>
+        </w:rPr>
       </w:pPr>
     </w:p>
     <w:p>
       <w:pPr>
         <w:pStyle w:val="Corpodetexto"/>
-        <w:spacing w:before="201"/>
+        <w:rPr>
+          <w:sz w:val="20"/>
+        </w:rPr>
       </w:pPr>
     </w:p>
     <w:p>
       <w:pPr>
-        <w:ind w:right="139"/>
-        <w:jc w:val="center"/>
-      </w:pPr>
-      <w:r>
-        <w:rPr>
-          <w:highlight w:val="yellow"/>
-        </w:rPr>
-        <w:t>Estado</w:t>
-      </w:r>
-      <w:r>
-        <w:t>/</w:t>
-      </w:r>
-      <w:r>
-        <w:rPr>
-          <w:highlight w:val="yellow"/>
-        </w:rPr>
-        <w:t>UF</w:t>
-      </w:r>
-      <w:r>
-        <w:t>,</w:t>
-      </w:r>
-      <w:r>
-        <w:rPr>
-          <w:spacing w:val="-28"/>
-        </w:rPr>
-        <w:t xml:space="preserve"> </w:t>
-      </w:r>
-      <w:r>
-        <w:t xml:space="preserve"> </w:t>
-      </w:r>
-      <w:r>
-        <w:rPr>
-          <w:highlight w:val="yellow"/>
-        </w:rPr>
-        <w:t>dia</w:t>
-      </w:r>
-      <w:r>
-        <w:t xml:space="preserve"> de </w:t>
-      </w:r>
-      <w:r>
-        <w:rPr>
-          <w:highlight w:val="yellow"/>
-        </w:rPr>
-        <w:t>Mês</w:t>
-      </w:r>
-      <w:r>
-        <w:t xml:space="preserve"> de </w:t>
-      </w:r>
-      <w:r>
-        <w:rPr>
-          <w:spacing w:val="-2"/>
-        </w:rPr>
-        <w:t>2026.</w:t>
-      </w:r>
+        <w:pStyle w:val="Corpodetexto"/>
+        <w:rPr>
+          <w:sz w:val="20"/>
+        </w:rPr>
+      </w:pPr>
     </w:p>
     <w:p>
       <w:pPr>
         <w:pStyle w:val="Corpodetexto"/>
-        <w:rPr>
-          <w:sz w:val="20"/>
-        </w:rPr>
-      </w:pPr>
-    </w:p>
-    <w:p>
-      <w:pPr>
-        <w:pStyle w:val="Corpodetexto"/>
-        <w:rPr>
-          <w:sz w:val="20"/>
-        </w:rPr>
-      </w:pPr>
-    </w:p>
-    <w:p>
-      <w:pPr>
-        <w:pStyle w:val="Corpodetexto"/>
+        <w:spacing w:before="108"/>
         <w:rPr>
           <w:sz w:val="20"/>
         </w:rPr>
@@ -1176,37 +1286,24 @@
     </w:p>
     <w:p>
       <w:pPr>
-        <w:pStyle w:val="Ttulo1"/>
-      </w:pPr>
-      <w:r>
-        <w:rPr>
-          <w:highlight w:val="yellow"/>
-        </w:rPr>
-        <w:t>NOME DO CLIENTE</w:t>
-      </w:r>
-    </w:p>
-    <w:p>
-      <w:pPr>
-        <w:pStyle w:val="Corpodetexto"/>
-        <w:rPr>
-          <w:b/>
-        </w:rPr>
-      </w:pPr>
-    </w:p>
-    <w:p>
-      <w:pPr>
-        <w:pStyle w:val="Corpodetexto"/>
-        <w:rPr>
-          <w:b/>
-        </w:rPr>
-      </w:pPr>
-    </w:p>
-    <w:p>
-      <w:pPr>
         <w:pStyle w:val="Corpodetexto"/>
         <w:spacing w:line="278" w:lineRule="auto"/>
         <w:ind w:left="2526" w:right="1835" w:hanging="957"/>
-      </w:pPr>
+        <w:jc w:val="center"/>
+        <w:rPr>
+          <w:sz w:val="14"/>
+          <w:szCs w:val="14"/>
+        </w:rPr>
+      </w:pPr>
+      <w:r>
+        <w:rPr>
+          <w:b/>
+          <w:color w:val="595959" w:themeColor="text1" w:themeTint="A6"/>
+          <w:sz w:val="22"/>
+          <w:szCs w:val="22"/>
+        </w:rPr>
+        <w:t>YURI LEMOS BARTHOLOMEU FERRO</w:t>
+      </w:r>
     </w:p>
     <w:sectPr>
       <w:headerReference w:type="default" r:id="rId7"/>
@@ -1595,6 +1692,119 @@
 <file path=word/numbering.xml><?xml version="1.0" encoding="utf-8"?>
 <w:numbering xmlns:wpc="http://schemas.microsoft.com/office/word/2010/wordprocessingCanvas" xmlns:cx="http://schemas.microsoft.com/office/drawing/2014/chartex" xmlns:cx1="http://schemas.microsoft.com/office/drawing/2015/9/8/chartex" xmlns:cx2="http://schemas.microsoft.com/office/drawing/2015/10/21/chartex" xmlns:cx3="http://schemas.microsoft.com/office/drawing/2016/5/9/chartex" xmlns:cx4="http://schemas.microsoft.com/office/drawing/2016/5/10/chartex" xmlns:cx5="http://schemas.microsoft.com/office/drawing/2016/5/11/chartex" xmlns:cx6="http://schemas.microsoft.com/office/drawing/2016/5/12/chartex" xmlns:cx7="http://schemas.microsoft.com/office/drawing/2016/5/13/chartex" xmlns:cx8="http://schemas.microsoft.com/office/drawing/2016/5/14/chartex" xmlns:mc="http://schemas.openxmlformats.org/markup-compatibility/2006" xmlns:aink="http://schemas.microsoft.com/office/drawing/2016/ink" xmlns:am3d="http://schemas.microsoft.com/office/drawing/2017/model3d" xmlns:o="urn:schemas-microsoft-com:office:office" xmlns:oel="http://schemas.microsoft.com/office/2019/extlst" xmlns:r="http://schemas.openxmlformats.org/officeDocument/2006/relationships" xmlns:m="http://schemas.openxmlformats.org/officeDocument/2006/math" xmlns:v="urn:schemas-microsoft-com:vml" xmlns:wp14="http://schemas.microsoft.com/office/word/2010/wordprocessingDrawing" xmlns:wp="http://schemas.openxmlformats.org/drawingml/2006/wordprocessingDrawing" xmlns:w10="urn:schemas-microsoft-com:office:word" xmlns:w="http://schemas.openxmlformats.org/wordprocessingml/2006/main" xmlns:w14="http://schemas.microsoft.com/office/word/2010/wordml" xmlns:w15="http://schemas.microsoft.com/office/word/2012/wordml" xmlns:w16cex="http://schemas.microsoft.com/office/word/2018/wordml/cex" xmlns:w16cid="http://schemas.microsoft.com/office/word/2016/wordml/cid" xmlns:w16="http://schemas.microsoft.com/office/word/2018/wordml" xmlns:w16du="http://schemas.microsoft.com/office/word/2023/wordml/word16du" xmlns:w16sdtdh="http://schemas.microsoft.com/office/word/2020/wordml/sdtdatahash" xmlns:w16sdtfl="http://schemas.microsoft.com/office/word/2024/wordml/sdtformatlock" xmlns:w16se="http://schemas.microsoft.com/office/word/2015/wordml/symex" xmlns:wpg="http://schemas.microsoft.com/office/word/2010/wordprocessingGroup" xmlns:wpi="http://schemas.microsoft.com/office/word/2010/wordprocessingInk" xmlns:wne="http://schemas.microsoft.com/office/word/2006/wordml" xmlns:wps="http://schemas.microsoft.com/office/word/2010/wordprocessingShape" mc:Ignorable="w14 w15 w16se w16cid w16 w16cex w16sdtdh w16sdtfl w16du wp14">
   <w:abstractNum w:abstractNumId="0" w15:restartNumberingAfterBreak="0">
+    <w:nsid w:val="10C57C89"/>
+    <w:multiLevelType w:val="hybridMultilevel"/>
+    <w:tmpl w:val="BA000370"/>
+    <w:lvl w:ilvl="0" w:tplc="04160001">
+      <w:start w:val="1"/>
+      <w:numFmt w:val="bullet"/>
+      <w:lvlText w:val=""/>
+      <w:lvlJc w:val="left"/>
+      <w:pPr>
+        <w:ind w:left="720" w:hanging="360"/>
+      </w:pPr>
+      <w:rPr>
+        <w:rFonts w:ascii="Symbol" w:hAnsi="Symbol" w:hint="default"/>
+      </w:rPr>
+    </w:lvl>
+    <w:lvl w:ilvl="1" w:tplc="04160003" w:tentative="1">
+      <w:start w:val="1"/>
+      <w:numFmt w:val="bullet"/>
+      <w:lvlText w:val="o"/>
+      <w:lvlJc w:val="left"/>
+      <w:pPr>
+        <w:ind w:left="1440" w:hanging="360"/>
+      </w:pPr>
+      <w:rPr>
+        <w:rFonts w:ascii="Courier New" w:hAnsi="Courier New" w:cs="Courier New" w:hint="default"/>
+      </w:rPr>
+    </w:lvl>
+    <w:lvl w:ilvl="2" w:tplc="04160005" w:tentative="1">
+      <w:start w:val="1"/>
+      <w:numFmt w:val="bullet"/>
+      <w:lvlText w:val=""/>
+      <w:lvlJc w:val="left"/>
+      <w:pPr>
+        <w:ind w:left="2160" w:hanging="360"/>
+      </w:pPr>
+      <w:rPr>
+        <w:rFonts w:ascii="Wingdings" w:hAnsi="Wingdings" w:hint="default"/>
+      </w:rPr>
+    </w:lvl>
+    <w:lvl w:ilvl="3" w:tplc="04160001" w:tentative="1">
+      <w:start w:val="1"/>
+      <w:numFmt w:val="bullet"/>
+      <w:lvlText w:val=""/>
+      <w:lvlJc w:val="left"/>
+      <w:pPr>
+        <w:ind w:left="2880" w:hanging="360"/>
+      </w:pPr>
+      <w:rPr>
+        <w:rFonts w:ascii="Symbol" w:hAnsi="Symbol" w:hint="default"/>
+      </w:rPr>
+    </w:lvl>
+    <w:lvl w:ilvl="4" w:tplc="04160003" w:tentative="1">
+      <w:start w:val="1"/>
+      <w:numFmt w:val="bullet"/>
+      <w:lvlText w:val="o"/>
+      <w:lvlJc w:val="left"/>
+      <w:pPr>
+        <w:ind w:left="3600" w:hanging="360"/>
+      </w:pPr>
+      <w:rPr>
+        <w:rFonts w:ascii="Courier New" w:hAnsi="Courier New" w:cs="Courier New" w:hint="default"/>
+      </w:rPr>
+    </w:lvl>
+    <w:lvl w:ilvl="5" w:tplc="04160005" w:tentative="1">
+      <w:start w:val="1"/>
+      <w:numFmt w:val="bullet"/>
+      <w:lvlText w:val=""/>
+      <w:lvlJc w:val="left"/>
+      <w:pPr>
+        <w:ind w:left="4320" w:hanging="360"/>
+      </w:pPr>
+      <w:rPr>
+        <w:rFonts w:ascii="Wingdings" w:hAnsi="Wingdings" w:hint="default"/>
+      </w:rPr>
+    </w:lvl>
+    <w:lvl w:ilvl="6" w:tplc="04160001" w:tentative="1">
+      <w:start w:val="1"/>
+      <w:numFmt w:val="bullet"/>
+      <w:lvlText w:val=""/>
+      <w:lvlJc w:val="left"/>
+      <w:pPr>
+        <w:ind w:left="5040" w:hanging="360"/>
+      </w:pPr>
+      <w:rPr>
+        <w:rFonts w:ascii="Symbol" w:hAnsi="Symbol" w:hint="default"/>
+      </w:rPr>
+    </w:lvl>
+    <w:lvl w:ilvl="7" w:tplc="04160003" w:tentative="1">
+      <w:start w:val="1"/>
+      <w:numFmt w:val="bullet"/>
+      <w:lvlText w:val="o"/>
+      <w:lvlJc w:val="left"/>
+      <w:pPr>
+        <w:ind w:left="5760" w:hanging="360"/>
+      </w:pPr>
+      <w:rPr>
+        <w:rFonts w:ascii="Courier New" w:hAnsi="Courier New" w:cs="Courier New" w:hint="default"/>
+      </w:rPr>
+    </w:lvl>
+    <w:lvl w:ilvl="8" w:tplc="04160005" w:tentative="1">
+      <w:start w:val="1"/>
+      <w:numFmt w:val="bullet"/>
+      <w:lvlText w:val=""/>
+      <w:lvlJc w:val="left"/>
+      <w:pPr>
+        <w:ind w:left="6480" w:hanging="360"/>
+      </w:pPr>
+      <w:rPr>
+        <w:rFonts w:ascii="Wingdings" w:hAnsi="Wingdings" w:hint="default"/>
+      </w:rPr>
+    </w:lvl>
+  </w:abstractNum>
+  <w:abstractNum w:abstractNumId="1" w15:restartNumberingAfterBreak="0">
     <w:nsid w:val="3155383E"/>
     <w:multiLevelType w:val="multilevel"/>
     <w:tmpl w:val="7B62E464"/>
@@ -1719,7 +1929,120 @@
       </w:rPr>
     </w:lvl>
   </w:abstractNum>
-  <w:abstractNum w:abstractNumId="1" w15:restartNumberingAfterBreak="0">
+  <w:abstractNum w:abstractNumId="2" w15:restartNumberingAfterBreak="0">
+    <w:nsid w:val="45F32F09"/>
+    <w:multiLevelType w:val="hybridMultilevel"/>
+    <w:tmpl w:val="305A6A74"/>
+    <w:lvl w:ilvl="0" w:tplc="04160001">
+      <w:start w:val="1"/>
+      <w:numFmt w:val="bullet"/>
+      <w:lvlText w:val=""/>
+      <w:lvlJc w:val="left"/>
+      <w:pPr>
+        <w:ind w:left="720" w:hanging="360"/>
+      </w:pPr>
+      <w:rPr>
+        <w:rFonts w:ascii="Symbol" w:hAnsi="Symbol" w:hint="default"/>
+      </w:rPr>
+    </w:lvl>
+    <w:lvl w:ilvl="1" w:tplc="04160003" w:tentative="1">
+      <w:start w:val="1"/>
+      <w:numFmt w:val="bullet"/>
+      <w:lvlText w:val="o"/>
+      <w:lvlJc w:val="left"/>
+      <w:pPr>
+        <w:ind w:left="1440" w:hanging="360"/>
+      </w:pPr>
+      <w:rPr>
+        <w:rFonts w:ascii="Courier New" w:hAnsi="Courier New" w:cs="Courier New" w:hint="default"/>
+      </w:rPr>
+    </w:lvl>
+    <w:lvl w:ilvl="2" w:tplc="04160005" w:tentative="1">
+      <w:start w:val="1"/>
+      <w:numFmt w:val="bullet"/>
+      <w:lvlText w:val=""/>
+      <w:lvlJc w:val="left"/>
+      <w:pPr>
+        <w:ind w:left="2160" w:hanging="360"/>
+      </w:pPr>
+      <w:rPr>
+        <w:rFonts w:ascii="Wingdings" w:hAnsi="Wingdings" w:hint="default"/>
+      </w:rPr>
+    </w:lvl>
+    <w:lvl w:ilvl="3" w:tplc="04160001" w:tentative="1">
+      <w:start w:val="1"/>
+      <w:numFmt w:val="bullet"/>
+      <w:lvlText w:val=""/>
+      <w:lvlJc w:val="left"/>
+      <w:pPr>
+        <w:ind w:left="2880" w:hanging="360"/>
+      </w:pPr>
+      <w:rPr>
+        <w:rFonts w:ascii="Symbol" w:hAnsi="Symbol" w:hint="default"/>
+      </w:rPr>
+    </w:lvl>
+    <w:lvl w:ilvl="4" w:tplc="04160003" w:tentative="1">
+      <w:start w:val="1"/>
+      <w:numFmt w:val="bullet"/>
+      <w:lvlText w:val="o"/>
+      <w:lvlJc w:val="left"/>
+      <w:pPr>
+        <w:ind w:left="3600" w:hanging="360"/>
+      </w:pPr>
+      <w:rPr>
+        <w:rFonts w:ascii="Courier New" w:hAnsi="Courier New" w:cs="Courier New" w:hint="default"/>
+      </w:rPr>
+    </w:lvl>
+    <w:lvl w:ilvl="5" w:tplc="04160005" w:tentative="1">
+      <w:start w:val="1"/>
+      <w:numFmt w:val="bullet"/>
+      <w:lvlText w:val=""/>
+      <w:lvlJc w:val="left"/>
+      <w:pPr>
+        <w:ind w:left="4320" w:hanging="360"/>
+      </w:pPr>
+      <w:rPr>
+        <w:rFonts w:ascii="Wingdings" w:hAnsi="Wingdings" w:hint="default"/>
+      </w:rPr>
+    </w:lvl>
+    <w:lvl w:ilvl="6" w:tplc="04160001" w:tentative="1">
+      <w:start w:val="1"/>
+      <w:numFmt w:val="bullet"/>
+      <w:lvlText w:val=""/>
+      <w:lvlJc w:val="left"/>
+      <w:pPr>
+        <w:ind w:left="5040" w:hanging="360"/>
+      </w:pPr>
+      <w:rPr>
+        <w:rFonts w:ascii="Symbol" w:hAnsi="Symbol" w:hint="default"/>
+      </w:rPr>
+    </w:lvl>
+    <w:lvl w:ilvl="7" w:tplc="04160003" w:tentative="1">
+      <w:start w:val="1"/>
+      <w:numFmt w:val="bullet"/>
+      <w:lvlText w:val="o"/>
+      <w:lvlJc w:val="left"/>
+      <w:pPr>
+        <w:ind w:left="5760" w:hanging="360"/>
+      </w:pPr>
+      <w:rPr>
+        <w:rFonts w:ascii="Courier New" w:hAnsi="Courier New" w:cs="Courier New" w:hint="default"/>
+      </w:rPr>
+    </w:lvl>
+    <w:lvl w:ilvl="8" w:tplc="04160005" w:tentative="1">
+      <w:start w:val="1"/>
+      <w:numFmt w:val="bullet"/>
+      <w:lvlText w:val=""/>
+      <w:lvlJc w:val="left"/>
+      <w:pPr>
+        <w:ind w:left="6480" w:hanging="360"/>
+      </w:pPr>
+      <w:rPr>
+        <w:rFonts w:ascii="Wingdings" w:hAnsi="Wingdings" w:hint="default"/>
+      </w:rPr>
+    </w:lvl>
+  </w:abstractNum>
+  <w:abstractNum w:abstractNumId="3" w15:restartNumberingAfterBreak="0">
     <w:nsid w:val="4D9F1B9E"/>
     <w:multiLevelType w:val="multilevel"/>
     <w:tmpl w:val="837CA04C"/>
@@ -1844,7 +2167,7 @@
       </w:rPr>
     </w:lvl>
   </w:abstractNum>
-  <w:abstractNum w:abstractNumId="2" w15:restartNumberingAfterBreak="0">
+  <w:abstractNum w:abstractNumId="4" w15:restartNumberingAfterBreak="0">
     <w:nsid w:val="4FF24F2B"/>
     <w:multiLevelType w:val="multilevel"/>
     <w:tmpl w:val="C57A7080"/>
@@ -1969,7 +2292,7 @@
       </w:rPr>
     </w:lvl>
   </w:abstractNum>
-  <w:abstractNum w:abstractNumId="3" w15:restartNumberingAfterBreak="0">
+  <w:abstractNum w:abstractNumId="5" w15:restartNumberingAfterBreak="0">
     <w:nsid w:val="68234158"/>
     <w:multiLevelType w:val="multilevel"/>
     <w:tmpl w:val="17243E76"/>
@@ -2095,16 +2418,22 @@
     </w:lvl>
   </w:abstractNum>
   <w:num w:numId="1" w16cid:durableId="705370873">
-    <w:abstractNumId w:val="0"/>
+    <w:abstractNumId w:val="1"/>
   </w:num>
   <w:num w:numId="2" w16cid:durableId="2021347388">
+    <w:abstractNumId w:val="4"/>
+  </w:num>
+  <w:num w:numId="3" w16cid:durableId="2107724840">
+    <w:abstractNumId w:val="3"/>
+  </w:num>
+  <w:num w:numId="4" w16cid:durableId="770515227">
+    <w:abstractNumId w:val="5"/>
+  </w:num>
+  <w:num w:numId="5" w16cid:durableId="1762874018">
     <w:abstractNumId w:val="2"/>
   </w:num>
-  <w:num w:numId="3" w16cid:durableId="2107724840">
-    <w:abstractNumId w:val="1"/>
-  </w:num>
-  <w:num w:numId="4" w16cid:durableId="770515227">
-    <w:abstractNumId w:val="3"/>
+  <w:num w:numId="6" w16cid:durableId="820393530">
+    <w:abstractNumId w:val="0"/>
   </w:num>
 </w:numbering>
 </file>
